--- a/Tutorial - Instalacao Fecart 2026.docx
+++ b/Tutorial - Instalacao Fecart 2026.docx
@@ -567,7 +567,7 @@
           <w:sz w:val="22"/>
           <w:szCs w:val="22"/>
         </w:rPr>
-        <w:t xml:space="preserve">Isso baixa o projeto inteiro, já com o modelo de inteligência artificial treinado. São cerca de 30 MB.</w:t>
+        <w:t xml:space="preserve">Isso baixa o projeto inteiro, já com o modelo de inteligência artificial treinado. A pasta fica com cerca de 36 MB, e o download costuma levar de 2 a 5 minutos.</w:t>
       </w:r>
     </w:p>
     <w:p>
@@ -988,7 +988,7 @@
           <w:sz w:val="22"/>
           <w:szCs w:val="22"/>
         </w:rPr>
-        <w:t xml:space="preserve">Escolha o tipo de desastre e o mês.</w:t>
+        <w:t xml:space="preserve">Escolha o tipo de desastre e o mês — a lista vai de setembro de 2026 a dezembro de 2027.</w:t>
       </w:r>
     </w:p>
     <w:p>
@@ -1080,7 +1080,7 @@
           <w:sz w:val="22"/>
           <w:szCs w:val="22"/>
         </w:rPr>
-        <w:t xml:space="preserve">Um gráfico com os 12 meses do ano, onde dá para ver a época mais perigosa.</w:t>
+        <w:t xml:space="preserve">Um gráfico com os 12 meses seguintes, onde dá para ver a época mais perigosa.</w:t>
       </w:r>
     </w:p>
     <w:p>
@@ -1110,6 +1110,18 @@
           <w:szCs w:val="22"/>
         </w:rPr>
         <w:t xml:space="preserve"/>
+      </w:r>
+    </w:p>
+    <w:p>
+      <w:pPr>
+        <w:spacing w:after="120"/>
+      </w:pPr>
+      <w:r>
+        <w:rPr>
+          <w:sz w:val="22"/>
+          <w:szCs w:val="22"/>
+        </w:rPr>
+        <w:t xml:space="preserve">O mapa do Brasil começa vazio, de propósito: escolha o tipo e o mês na caixa “Mapa da previsão” e clique em Desenhar. Assim a primeira cor que aparece na tela é sempre resposta a uma pergunta que alguém fez.</w:t>
       </w:r>
     </w:p>
     <w:p>
@@ -1961,6 +1973,52 @@
           </w:p>
         </w:tc>
       </w:tr>
+      <w:tr>
+        <w:tc>
+          <w:tcPr>
+            <w:tcW w:type="dxa" w:w="3400"/>
+            <w:tcMar>
+              <w:top w:type="dxa" w:w="80"/>
+              <w:left w:type="dxa" w:w="120"/>
+              <w:bottom w:type="dxa" w:w="80"/>
+              <w:right w:type="dxa" w:w="120"/>
+            </w:tcMar>
+          </w:tcPr>
+          <w:p>
+            <w:r>
+              <w:rPr>
+                <w:b w:val="false"/>
+                <w:bCs w:val="false"/>
+                <w:sz w:val="20"/>
+                <w:szCs w:val="20"/>
+              </w:rPr>
+              <w:t xml:space="preserve">O mapa do Brasil aparece vazio</w:t>
+            </w:r>
+          </w:p>
+        </w:tc>
+        <w:tc>
+          <w:tcPr>
+            <w:tcW w:type="dxa" w:w="5960"/>
+            <w:tcMar>
+              <w:top w:type="dxa" w:w="80"/>
+              <w:left w:type="dxa" w:w="120"/>
+              <w:bottom w:type="dxa" w:w="80"/>
+              <w:right w:type="dxa" w:w="120"/>
+            </w:tcMar>
+          </w:tcPr>
+          <w:p>
+            <w:r>
+              <w:rPr>
+                <w:b w:val="false"/>
+                <w:bCs w:val="false"/>
+                <w:sz w:val="20"/>
+                <w:szCs w:val="20"/>
+              </w:rPr>
+              <w:t xml:space="preserve">É assim mesmo. Escolha o tipo de desastre e o mês na caixa “Mapa da previsão” e clique em Desenhar.</w:t>
+            </w:r>
+          </w:p>
+        </w:tc>
+      </w:tr>
     </w:tbl>
     <w:p>
       <w:r>
@@ -2154,7 +2212,7 @@
           <w:sz w:val="22"/>
           <w:szCs w:val="22"/>
         </w:rPr>
-        <w:t xml:space="preserve"> roda 85 testes automáticos. Se algum falhar, alguma coisa que você mudou quebrou outra parte do projeto. Conserte antes de enviar.</w:t>
+        <w:t xml:space="preserve"> roda 384 testes automáticos. Se algum falhar, alguma coisa que você mudou quebrou outra parte do projeto. Conserte antes de enviar.</w:t>
       </w:r>
     </w:p>
     <w:p>
@@ -2566,6 +2624,53 @@
                 <w:szCs w:val="20"/>
               </w:rPr>
               <w:t xml:space="preserve">O histórico de ocorrências</w:t>
+            </w:r>
+          </w:p>
+        </w:tc>
+      </w:tr>
+      <w:tr>
+        <w:tc>
+          <w:tcPr>
+            <w:tcW w:type="dxa" w:w="2200"/>
+            <w:tcMar>
+              <w:top w:type="dxa" w:w="80"/>
+              <w:left w:type="dxa" w:w="120"/>
+              <w:bottom w:type="dxa" w:w="80"/>
+              <w:right w:type="dxa" w:w="120"/>
+            </w:tcMar>
+          </w:tcPr>
+          <w:p>
+            <w:r>
+              <w:rPr>
+                <w:rFonts w:ascii="Consolas" w:cs="Consolas" w:eastAsia="Consolas" w:hAnsi="Consolas"/>
+                <w:b w:val="false"/>
+                <w:bCs w:val="false"/>
+                <w:sz w:val="20"/>
+                <w:szCs w:val="20"/>
+              </w:rPr>
+              <w:t xml:space="preserve">experimentos</w:t>
+            </w:r>
+          </w:p>
+        </w:tc>
+        <w:tc>
+          <w:tcPr>
+            <w:tcW w:type="dxa" w:w="7160"/>
+            <w:tcMar>
+              <w:top w:type="dxa" w:w="80"/>
+              <w:left w:type="dxa" w:w="120"/>
+              <w:bottom w:type="dxa" w:w="80"/>
+              <w:right w:type="dxa" w:w="120"/>
+            </w:tcMar>
+          </w:tcPr>
+          <w:p>
+            <w:r>
+              <w:rPr>
+                <w:b w:val="false"/>
+                <w:bCs w:val="false"/>
+                <w:sz w:val="20"/>
+                <w:szCs w:val="20"/>
+              </w:rPr>
+              <w:t xml:space="preserve">Medições que não entram no sistema: comparações de validação, tentativas de melhorar a acurácia e o que cada uma rendeu</w:t>
             </w:r>
           </w:p>
         </w:tc>
